--- a/Output/appellate_argument_v94_Summary.docx
+++ b/Output/appellate_argument_v94_Summary.docx
@@ -245,7 +245,7 @@
           <w:sz w:val="20"/>
           <w:szCs w:val="20"/>
         </w:rPr>
-        <w:t xml:space="preserve">The Comparative Documentary Test</w:t>
+        <w:t xml:space="preserve">The Comparative Documentary Test এবং Inheritance</w:t>
       </w:r>
     </w:p>
     <w:p>
@@ -280,7 +280,7 @@
           <w:sz w:val="20"/>
           <w:szCs w:val="20"/>
         </w:rPr>
-        <w:t xml:space="preserve">সোনাভানু অন্য খতিয়ানে উত্তরাধিকার পেলেও SA 238-এর নির্দিষ্ট holding-এ Abdul Ali-র একক record-এর বিরুদ্ধে documentary bridge কোথায়? Genealogy alone cannot substitute for identification of the disputed holding.</w:t>
+        <w:t xml:space="preserve">সোনাভানু অন্য খতিয়ানে উত্তরাধিকার পেলেও SA 238-এর নির্দিষ্ট holding-এ Abdul Ali-র একক record-এর বিরুদ্ধে documentary bridge কোথায়? Genealogy alone cannot substitute for identification of the disputed holding. তদুপরি, succession event-এর ফলে কেবল সোনাভানুর নাম কেন প্রতিফলিত হলো, বিশেষত যখন অন্যান্য উত্তরাধিকারী বিদ্যমান, তাহা correction-এর logical consistency-কে প্রশ্নবিদ্ধ করে।</w:t>
       </w:r>
     </w:p>
     <w:p>
